--- a/Biographie.docx
+++ b/Biographie.docx
@@ -1,6 +1,6 @@
 
 <file path=word/document.xml><?xml version="1.0" encoding="utf-8"?>
-<w:document xmlns:wpc="http://schemas.microsoft.com/office/word/2010/wordprocessingCanvas" xmlns:cx="http://schemas.microsoft.com/office/drawing/2014/chartex" xmlns:mc="http://schemas.openxmlformats.org/markup-compatibility/2006" xmlns:o="urn:schemas-microsoft-com:office:office" xmlns:r="http://schemas.openxmlformats.org/officeDocument/2006/relationships" xmlns:m="http://schemas.openxmlformats.org/officeDocument/2006/math" xmlns:v="urn:schemas-microsoft-com:vml" xmlns:wp14="http://schemas.microsoft.com/office/word/2010/wordprocessingDrawing" xmlns:wp="http://schemas.openxmlformats.org/drawingml/2006/wordprocessingDrawing" xmlns:w10="urn:schemas-microsoft-com:office:word" xmlns:w="http://schemas.openxmlformats.org/wordprocessingml/2006/main" xmlns:w14="http://schemas.microsoft.com/office/word/2010/wordml" xmlns:w15="http://schemas.microsoft.com/office/word/2012/wordml" xmlns:w16se="http://schemas.microsoft.com/office/word/2015/wordml/symex" xmlns:wpg="http://schemas.microsoft.com/office/word/2010/wordprocessingGroup" xmlns:wpi="http://schemas.microsoft.com/office/word/2010/wordprocessingInk" xmlns:wne="http://schemas.microsoft.com/office/word/2006/wordml" xmlns:wps="http://schemas.microsoft.com/office/word/2010/wordprocessingShape" mc:Ignorable="w14 w15 w16se wp14">
+<w:document xmlns:wpc="http://schemas.microsoft.com/office/word/2010/wordprocessingCanvas" xmlns:cx="http://schemas.microsoft.com/office/drawing/2014/chartex" xmlns:cx1="http://schemas.microsoft.com/office/drawing/2015/9/8/chartex" xmlns:cx2="http://schemas.microsoft.com/office/drawing/2015/10/21/chartex" xmlns:cx3="http://schemas.microsoft.com/office/drawing/2016/5/9/chartex" xmlns:cx4="http://schemas.microsoft.com/office/drawing/2016/5/10/chartex" xmlns:cx5="http://schemas.microsoft.com/office/drawing/2016/5/11/chartex" xmlns:cx6="http://schemas.microsoft.com/office/drawing/2016/5/12/chartex" xmlns:cx7="http://schemas.microsoft.com/office/drawing/2016/5/13/chartex" xmlns:cx8="http://schemas.microsoft.com/office/drawing/2016/5/14/chartex" xmlns:mc="http://schemas.openxmlformats.org/markup-compatibility/2006" xmlns:aink="http://schemas.microsoft.com/office/drawing/2016/ink" xmlns:am3d="http://schemas.microsoft.com/office/drawing/2017/model3d" xmlns:o="urn:schemas-microsoft-com:office:office" xmlns:oel="http://schemas.microsoft.com/office/2019/extlst" xmlns:r="http://schemas.openxmlformats.org/officeDocument/2006/relationships" xmlns:m="http://schemas.openxmlformats.org/officeDocument/2006/math" xmlns:v="urn:schemas-microsoft-com:vml" xmlns:wp14="http://schemas.microsoft.com/office/word/2010/wordprocessingDrawing" xmlns:wp="http://schemas.openxmlformats.org/drawingml/2006/wordprocessingDrawing" xmlns:w10="urn:schemas-microsoft-com:office:word" xmlns:w="http://schemas.openxmlformats.org/wordprocessingml/2006/main" xmlns:w14="http://schemas.microsoft.com/office/word/2010/wordml" xmlns:w15="http://schemas.microsoft.com/office/word/2012/wordml" xmlns:w16cex="http://schemas.microsoft.com/office/word/2018/wordml/cex" xmlns:w16cid="http://schemas.microsoft.com/office/word/2016/wordml/cid" xmlns:w16="http://schemas.microsoft.com/office/word/2018/wordml" xmlns:w16du="http://schemas.microsoft.com/office/word/2023/wordml/word16du" xmlns:w16sdtdh="http://schemas.microsoft.com/office/word/2020/wordml/sdtdatahash" xmlns:w16sdtfl="http://schemas.microsoft.com/office/word/2024/wordml/sdtformatlock" xmlns:w16se="http://schemas.microsoft.com/office/word/2015/wordml/symex" xmlns:wpg="http://schemas.microsoft.com/office/word/2010/wordprocessingGroup" xmlns:wpi="http://schemas.microsoft.com/office/word/2010/wordprocessingInk" xmlns:wne="http://schemas.microsoft.com/office/word/2006/wordml" xmlns:wps="http://schemas.microsoft.com/office/word/2010/wordprocessingShape" mc:Ignorable="w14 w15 w16se w16cid w16 w16cex w16sdtdh w16sdtfl w16du wp14">
   <w:body>
     <w:p>
       <w:pPr>
@@ -152,8 +152,6 @@
         </w:rPr>
         <w:t>avec distinction au département de</w:t>
       </w:r>
-      <w:bookmarkStart w:id="0" w:name="_GoBack"/>
-      <w:bookmarkEnd w:id="0"/>
       <w:r>
         <w:rPr>
           <w:rFonts w:ascii="Times New Roman" w:hAnsi="Times New Roman" w:cs="Times New Roman"/>
@@ -270,79 +268,15 @@
           <w:sz w:val="28"/>
           <w:lang w:val="fr-FR"/>
         </w:rPr>
-        <w:t xml:space="preserve">Avant cela, Narcisse a fait ses études primaires à l’EP 2 </w:t>
-      </w:r>
-      <w:proofErr w:type="spellStart"/>
-      <w:r>
-        <w:rPr>
-          <w:rFonts w:ascii="Times New Roman" w:hAnsi="Times New Roman" w:cs="Times New Roman"/>
-          <w:sz w:val="28"/>
-          <w:lang w:val="fr-FR"/>
-        </w:rPr>
-        <w:t>Mbanga</w:t>
-      </w:r>
-      <w:proofErr w:type="spellEnd"/>
-      <w:r>
-        <w:rPr>
-          <w:rFonts w:ascii="Times New Roman" w:hAnsi="Times New Roman" w:cs="Times New Roman"/>
-          <w:sz w:val="28"/>
-          <w:lang w:val="fr-FR"/>
-        </w:rPr>
-        <w:t xml:space="preserve">, ses études secondaires à l’institut </w:t>
-      </w:r>
-      <w:proofErr w:type="spellStart"/>
-      <w:r>
-        <w:rPr>
-          <w:rFonts w:ascii="Times New Roman" w:hAnsi="Times New Roman" w:cs="Times New Roman"/>
-          <w:sz w:val="28"/>
-          <w:lang w:val="fr-FR"/>
-        </w:rPr>
-        <w:t>Kupika</w:t>
-      </w:r>
-      <w:proofErr w:type="spellEnd"/>
-      <w:r>
-        <w:rPr>
-          <w:rFonts w:ascii="Times New Roman" w:hAnsi="Times New Roman" w:cs="Times New Roman"/>
-          <w:sz w:val="28"/>
-          <w:lang w:val="fr-FR"/>
-        </w:rPr>
-        <w:t xml:space="preserve"> et ses humanités à l’institut </w:t>
-      </w:r>
-      <w:proofErr w:type="spellStart"/>
-      <w:r>
-        <w:rPr>
-          <w:rFonts w:ascii="Times New Roman" w:hAnsi="Times New Roman" w:cs="Times New Roman"/>
-          <w:sz w:val="28"/>
-          <w:lang w:val="fr-FR"/>
-        </w:rPr>
-        <w:t>Mbata-ntombo</w:t>
-      </w:r>
-      <w:proofErr w:type="spellEnd"/>
-      <w:r>
-        <w:rPr>
-          <w:rFonts w:ascii="Times New Roman" w:hAnsi="Times New Roman" w:cs="Times New Roman"/>
-          <w:sz w:val="28"/>
-          <w:lang w:val="fr-FR"/>
-        </w:rPr>
-        <w:t xml:space="preserve"> (</w:t>
-      </w:r>
-      <w:proofErr w:type="spellStart"/>
-      <w:r>
-        <w:rPr>
-          <w:rFonts w:ascii="Times New Roman" w:hAnsi="Times New Roman" w:cs="Times New Roman"/>
-          <w:sz w:val="28"/>
-          <w:lang w:val="fr-FR"/>
-        </w:rPr>
-        <w:t>Tshela</w:t>
-      </w:r>
-      <w:proofErr w:type="spellEnd"/>
-      <w:r>
-        <w:rPr>
-          <w:rFonts w:ascii="Times New Roman" w:hAnsi="Times New Roman" w:cs="Times New Roman"/>
-          <w:sz w:val="28"/>
-          <w:lang w:val="fr-FR"/>
-        </w:rPr>
-        <w:t>/Kongo-Central</w:t>
+        <w:t>Avant cela, Narcisse a fait ses études primaires à l’EP 2 Mbanga, ses études secondaires à l’institut Kupika et ses humanités à l’institut Mbata-ntombo</w:t>
+      </w:r>
+      <w:r>
+        <w:rPr>
+          <w:rFonts w:ascii="Times New Roman" w:hAnsi="Times New Roman" w:cs="Times New Roman"/>
+          <w:sz w:val="28"/>
+          <w:lang w:val="fr-FR"/>
+        </w:rPr>
+        <w:t xml:space="preserve"> (Tshela/Kongo-Central</w:t>
       </w:r>
       <w:r>
         <w:rPr>
@@ -415,6 +349,69 @@
           <w:lang w:val="fr-FR"/>
         </w:rPr>
         <w:t>en section littéraire option Latin-philosophie</w:t>
+      </w:r>
+    </w:p>
+    <w:p>
+      <w:pPr>
+        <w:jc w:val="both"/>
+        <w:rPr>
+          <w:rFonts w:ascii="Times New Roman" w:hAnsi="Times New Roman" w:cs="Times New Roman"/>
+          <w:sz w:val="28"/>
+          <w:lang w:val="fr-FR"/>
+        </w:rPr>
+      </w:pPr>
+    </w:p>
+    <w:p>
+      <w:pPr>
+        <w:jc w:val="both"/>
+        <w:rPr>
+          <w:rFonts w:ascii="Times New Roman" w:hAnsi="Times New Roman" w:cs="Times New Roman"/>
+          <w:sz w:val="28"/>
+          <w:lang w:val="fr-FR"/>
+        </w:rPr>
+      </w:pPr>
+      <w:r>
+        <w:rPr>
+          <w:rFonts w:ascii="Times New Roman" w:hAnsi="Times New Roman" w:cs="Times New Roman"/>
+          <w:sz w:val="28"/>
+          <w:lang w:val="fr-FR"/>
+        </w:rPr>
+        <w:lastRenderedPageBreak/>
+        <w:drawing>
+          <wp:inline distT="0" distB="0" distL="0" distR="0" wp14:anchorId="02000B5B" wp14:editId="56C05E73">
+            <wp:extent cx="4439270" cy="6906589"/>
+            <wp:effectExtent l="0" t="0" r="0" b="0"/>
+            <wp:docPr id="431601455" name="Picture 1"/>
+            <wp:cNvGraphicFramePr>
+              <a:graphicFrameLocks xmlns:a="http://schemas.openxmlformats.org/drawingml/2006/main" noChangeAspect="1"/>
+            </wp:cNvGraphicFramePr>
+            <a:graphic xmlns:a="http://schemas.openxmlformats.org/drawingml/2006/main">
+              <a:graphicData uri="http://schemas.openxmlformats.org/drawingml/2006/picture">
+                <pic:pic xmlns:pic="http://schemas.openxmlformats.org/drawingml/2006/picture">
+                  <pic:nvPicPr>
+                    <pic:cNvPr id="431601455" name=""/>
+                    <pic:cNvPicPr/>
+                  </pic:nvPicPr>
+                  <pic:blipFill>
+                    <a:blip r:embed="rId4"/>
+                    <a:stretch>
+                      <a:fillRect/>
+                    </a:stretch>
+                  </pic:blipFill>
+                  <pic:spPr>
+                    <a:xfrm>
+                      <a:off x="0" y="0"/>
+                      <a:ext cx="4439270" cy="6906589"/>
+                    </a:xfrm>
+                    <a:prstGeom prst="rect">
+                      <a:avLst/>
+                    </a:prstGeom>
+                  </pic:spPr>
+                </pic:pic>
+              </a:graphicData>
+            </a:graphic>
+          </wp:inline>
+        </w:drawing>
       </w:r>
     </w:p>
     <w:p>
@@ -448,7 +445,7 @@
 </file>
 
 <file path=word/styles.xml><?xml version="1.0" encoding="utf-8"?>
-<w:styles xmlns:mc="http://schemas.openxmlformats.org/markup-compatibility/2006" xmlns:r="http://schemas.openxmlformats.org/officeDocument/2006/relationships" xmlns:w="http://schemas.openxmlformats.org/wordprocessingml/2006/main" xmlns:w14="http://schemas.microsoft.com/office/word/2010/wordml" xmlns:w15="http://schemas.microsoft.com/office/word/2012/wordml" xmlns:w16se="http://schemas.microsoft.com/office/word/2015/wordml/symex" mc:Ignorable="w14 w15 w16se">
+<w:styles xmlns:mc="http://schemas.openxmlformats.org/markup-compatibility/2006" xmlns:r="http://schemas.openxmlformats.org/officeDocument/2006/relationships" xmlns:w="http://schemas.openxmlformats.org/wordprocessingml/2006/main" xmlns:w14="http://schemas.microsoft.com/office/word/2010/wordml" xmlns:w15="http://schemas.microsoft.com/office/word/2012/wordml" xmlns:w16cex="http://schemas.microsoft.com/office/word/2018/wordml/cex" xmlns:w16cid="http://schemas.microsoft.com/office/word/2016/wordml/cid" xmlns:w16="http://schemas.microsoft.com/office/word/2018/wordml" xmlns:w16du="http://schemas.microsoft.com/office/word/2023/wordml/word16du" xmlns:w16sdtdh="http://schemas.microsoft.com/office/word/2020/wordml/sdtdatahash" xmlns:w16sdtfl="http://schemas.microsoft.com/office/word/2024/wordml/sdtformatlock" xmlns:w16se="http://schemas.microsoft.com/office/word/2015/wordml/symex" mc:Ignorable="w14 w15 w16se w16cid w16 w16cex w16sdtdh w16sdtfl w16du">
   <w:docDefaults>
     <w:rPrDefault>
       <w:rPr>
@@ -464,7 +461,7 @@
       </w:pPr>
     </w:pPrDefault>
   </w:docDefaults>
-  <w:latentStyles w:defLockedState="0" w:defUIPriority="99" w:defSemiHidden="0" w:defUnhideWhenUsed="0" w:defQFormat="0" w:count="371">
+  <w:latentStyles w:defLockedState="0" w:defUIPriority="99" w:defSemiHidden="0" w:defUnhideWhenUsed="0" w:defQFormat="0" w:count="376">
     <w:lsdException w:name="Normal" w:uiPriority="0" w:qFormat="1"/>
     <w:lsdException w:name="heading 1" w:uiPriority="9" w:qFormat="1"/>
     <w:lsdException w:name="heading 2" w:semiHidden="1" w:uiPriority="9" w:unhideWhenUsed="1" w:qFormat="1"/>
@@ -836,18 +833,23 @@
     <w:lsdException w:name="List Table 5 Dark Accent 6" w:uiPriority="50"/>
     <w:lsdException w:name="List Table 6 Colorful Accent 6" w:uiPriority="51"/>
     <w:lsdException w:name="List Table 7 Colorful Accent 6" w:uiPriority="52"/>
+    <w:lsdException w:name="Mention" w:semiHidden="1" w:unhideWhenUsed="1"/>
+    <w:lsdException w:name="Smart Hyperlink" w:semiHidden="1" w:unhideWhenUsed="1"/>
+    <w:lsdException w:name="Hashtag" w:semiHidden="1" w:unhideWhenUsed="1"/>
+    <w:lsdException w:name="Unresolved Mention" w:semiHidden="1" w:unhideWhenUsed="1"/>
+    <w:lsdException w:name="Smart Link" w:semiHidden="1" w:unhideWhenUsed="1"/>
   </w:latentStyles>
   <w:style w:type="paragraph" w:default="1" w:styleId="Normal">
     <w:name w:val="Normal"/>
     <w:qFormat/>
   </w:style>
-  <w:style w:type="character" w:default="1" w:styleId="Policepardfaut">
+  <w:style w:type="character" w:default="1" w:styleId="DefaultParagraphFont">
     <w:name w:val="Default Paragraph Font"/>
     <w:uiPriority w:val="1"/>
     <w:semiHidden/>
     <w:unhideWhenUsed/>
   </w:style>
-  <w:style w:type="table" w:default="1" w:styleId="TableauNormal">
+  <w:style w:type="table" w:default="1" w:styleId="TableNormal">
     <w:name w:val="Normal Table"/>
     <w:uiPriority w:val="99"/>
     <w:semiHidden/>
@@ -862,7 +864,7 @@
       </w:tblCellMar>
     </w:tblPr>
   </w:style>
-  <w:style w:type="numbering" w:default="1" w:styleId="Aucuneliste">
+  <w:style w:type="numbering" w:default="1" w:styleId="NoList">
     <w:name w:val="No List"/>
     <w:uiPriority w:val="99"/>
     <w:semiHidden/>

--- a/Biographie.docx
+++ b/Biographie.docx
@@ -373,6 +373,7 @@
       <w:r>
         <w:rPr>
           <w:rFonts w:ascii="Times New Roman" w:hAnsi="Times New Roman" w:cs="Times New Roman"/>
+          <w:noProof/>
           <w:sz w:val="28"/>
           <w:lang w:val="fr-FR"/>
         </w:rPr>
@@ -433,6 +434,490 @@
           <w:lang w:val="fr-FR"/>
         </w:rPr>
       </w:pPr>
+    </w:p>
+    <w:p>
+      <w:pPr>
+        <w:jc w:val="both"/>
+        <w:rPr>
+          <w:rFonts w:ascii="Times New Roman" w:hAnsi="Times New Roman" w:cs="Times New Roman"/>
+          <w:sz w:val="28"/>
+          <w:lang w:val="fr-FR"/>
+        </w:rPr>
+      </w:pPr>
+    </w:p>
+    <w:p>
+      <w:pPr>
+        <w:jc w:val="both"/>
+        <w:rPr>
+          <w:rFonts w:ascii="Times New Roman" w:hAnsi="Times New Roman" w:cs="Times New Roman"/>
+          <w:sz w:val="28"/>
+          <w:lang w:val="fr-FR"/>
+        </w:rPr>
+      </w:pPr>
+    </w:p>
+    <w:p>
+      <w:pPr>
+        <w:jc w:val="both"/>
+        <w:rPr>
+          <w:rFonts w:ascii="Times New Roman" w:hAnsi="Times New Roman" w:cs="Times New Roman"/>
+          <w:sz w:val="28"/>
+          <w:lang w:val="fr-FR"/>
+        </w:rPr>
+      </w:pPr>
+    </w:p>
+    <w:p>
+      <w:pPr>
+        <w:jc w:val="both"/>
+        <w:rPr>
+          <w:rFonts w:ascii="Times New Roman" w:hAnsi="Times New Roman" w:cs="Times New Roman"/>
+          <w:sz w:val="28"/>
+          <w:lang w:val="fr-FR"/>
+        </w:rPr>
+      </w:pPr>
+      <w:r>
+        <w:rPr>
+          <w:rFonts w:ascii="Times New Roman" w:hAnsi="Times New Roman" w:cs="Times New Roman"/>
+          <w:sz w:val="28"/>
+          <w:lang w:val="fr-FR"/>
+        </w:rPr>
+        <w:drawing>
+          <wp:inline distT="0" distB="0" distL="0" distR="0" wp14:anchorId="022E1F88" wp14:editId="3E7C6046">
+            <wp:extent cx="4077269" cy="7325747"/>
+            <wp:effectExtent l="0" t="0" r="0" b="8890"/>
+            <wp:docPr id="402653658" name="Picture 1"/>
+            <wp:cNvGraphicFramePr>
+              <a:graphicFrameLocks xmlns:a="http://schemas.openxmlformats.org/drawingml/2006/main" noChangeAspect="1"/>
+            </wp:cNvGraphicFramePr>
+            <a:graphic xmlns:a="http://schemas.openxmlformats.org/drawingml/2006/main">
+              <a:graphicData uri="http://schemas.openxmlformats.org/drawingml/2006/picture">
+                <pic:pic xmlns:pic="http://schemas.openxmlformats.org/drawingml/2006/picture">
+                  <pic:nvPicPr>
+                    <pic:cNvPr id="402653658" name=""/>
+                    <pic:cNvPicPr/>
+                  </pic:nvPicPr>
+                  <pic:blipFill>
+                    <a:blip r:embed="rId5"/>
+                    <a:stretch>
+                      <a:fillRect/>
+                    </a:stretch>
+                  </pic:blipFill>
+                  <pic:spPr>
+                    <a:xfrm>
+                      <a:off x="0" y="0"/>
+                      <a:ext cx="4077269" cy="7325747"/>
+                    </a:xfrm>
+                    <a:prstGeom prst="rect">
+                      <a:avLst/>
+                    </a:prstGeom>
+                  </pic:spPr>
+                </pic:pic>
+              </a:graphicData>
+            </a:graphic>
+          </wp:inline>
+        </w:drawing>
+      </w:r>
+    </w:p>
+    <w:p>
+      <w:pPr>
+        <w:jc w:val="both"/>
+        <w:rPr>
+          <w:rFonts w:ascii="Times New Roman" w:hAnsi="Times New Roman" w:cs="Times New Roman"/>
+          <w:sz w:val="28"/>
+          <w:lang w:val="fr-FR"/>
+        </w:rPr>
+      </w:pPr>
+    </w:p>
+    <w:p>
+      <w:pPr>
+        <w:jc w:val="both"/>
+        <w:rPr>
+          <w:rFonts w:ascii="Times New Roman" w:hAnsi="Times New Roman" w:cs="Times New Roman"/>
+          <w:sz w:val="28"/>
+          <w:lang w:val="fr-FR"/>
+        </w:rPr>
+      </w:pPr>
+      <w:r>
+        <w:rPr>
+          <w:rFonts w:ascii="Times New Roman" w:hAnsi="Times New Roman" w:cs="Times New Roman"/>
+          <w:sz w:val="28"/>
+          <w:lang w:val="fr-FR"/>
+        </w:rPr>
+        <w:lastRenderedPageBreak/>
+        <w:drawing>
+          <wp:inline distT="0" distB="0" distL="0" distR="0" wp14:anchorId="3C4E8880" wp14:editId="2BD75F68">
+            <wp:extent cx="4296375" cy="5591955"/>
+            <wp:effectExtent l="0" t="0" r="9525" b="0"/>
+            <wp:docPr id="781378806" name="Picture 1"/>
+            <wp:cNvGraphicFramePr>
+              <a:graphicFrameLocks xmlns:a="http://schemas.openxmlformats.org/drawingml/2006/main" noChangeAspect="1"/>
+            </wp:cNvGraphicFramePr>
+            <a:graphic xmlns:a="http://schemas.openxmlformats.org/drawingml/2006/main">
+              <a:graphicData uri="http://schemas.openxmlformats.org/drawingml/2006/picture">
+                <pic:pic xmlns:pic="http://schemas.openxmlformats.org/drawingml/2006/picture">
+                  <pic:nvPicPr>
+                    <pic:cNvPr id="781378806" name=""/>
+                    <pic:cNvPicPr/>
+                  </pic:nvPicPr>
+                  <pic:blipFill>
+                    <a:blip r:embed="rId6"/>
+                    <a:stretch>
+                      <a:fillRect/>
+                    </a:stretch>
+                  </pic:blipFill>
+                  <pic:spPr>
+                    <a:xfrm>
+                      <a:off x="0" y="0"/>
+                      <a:ext cx="4296375" cy="5591955"/>
+                    </a:xfrm>
+                    <a:prstGeom prst="rect">
+                      <a:avLst/>
+                    </a:prstGeom>
+                  </pic:spPr>
+                </pic:pic>
+              </a:graphicData>
+            </a:graphic>
+          </wp:inline>
+        </w:drawing>
+      </w:r>
+    </w:p>
+    <w:p>
+      <w:pPr>
+        <w:jc w:val="both"/>
+        <w:rPr>
+          <w:rFonts w:ascii="Times New Roman" w:hAnsi="Times New Roman" w:cs="Times New Roman"/>
+          <w:sz w:val="28"/>
+          <w:lang w:val="fr-FR"/>
+        </w:rPr>
+      </w:pPr>
+      <w:r>
+        <w:rPr>
+          <w:rFonts w:ascii="Times New Roman" w:hAnsi="Times New Roman" w:cs="Times New Roman"/>
+          <w:sz w:val="28"/>
+          <w:lang w:val="fr-FR"/>
+        </w:rPr>
+        <w:lastRenderedPageBreak/>
+        <w:drawing>
+          <wp:inline distT="0" distB="0" distL="0" distR="0" wp14:anchorId="4E40D161" wp14:editId="27AD5C5E">
+            <wp:extent cx="4058216" cy="7249537"/>
+            <wp:effectExtent l="0" t="0" r="0" b="8890"/>
+            <wp:docPr id="977589410" name="Picture 1"/>
+            <wp:cNvGraphicFramePr>
+              <a:graphicFrameLocks xmlns:a="http://schemas.openxmlformats.org/drawingml/2006/main" noChangeAspect="1"/>
+            </wp:cNvGraphicFramePr>
+            <a:graphic xmlns:a="http://schemas.openxmlformats.org/drawingml/2006/main">
+              <a:graphicData uri="http://schemas.openxmlformats.org/drawingml/2006/picture">
+                <pic:pic xmlns:pic="http://schemas.openxmlformats.org/drawingml/2006/picture">
+                  <pic:nvPicPr>
+                    <pic:cNvPr id="977589410" name=""/>
+                    <pic:cNvPicPr/>
+                  </pic:nvPicPr>
+                  <pic:blipFill>
+                    <a:blip r:embed="rId7"/>
+                    <a:stretch>
+                      <a:fillRect/>
+                    </a:stretch>
+                  </pic:blipFill>
+                  <pic:spPr>
+                    <a:xfrm>
+                      <a:off x="0" y="0"/>
+                      <a:ext cx="4058216" cy="7249537"/>
+                    </a:xfrm>
+                    <a:prstGeom prst="rect">
+                      <a:avLst/>
+                    </a:prstGeom>
+                  </pic:spPr>
+                </pic:pic>
+              </a:graphicData>
+            </a:graphic>
+          </wp:inline>
+        </w:drawing>
+      </w:r>
+    </w:p>
+    <w:p>
+      <w:pPr>
+        <w:jc w:val="both"/>
+        <w:rPr>
+          <w:rFonts w:ascii="Times New Roman" w:hAnsi="Times New Roman" w:cs="Times New Roman"/>
+          <w:sz w:val="28"/>
+          <w:lang w:val="fr-FR"/>
+        </w:rPr>
+      </w:pPr>
+    </w:p>
+    <w:p>
+      <w:pPr>
+        <w:jc w:val="both"/>
+        <w:rPr>
+          <w:rFonts w:ascii="Times New Roman" w:hAnsi="Times New Roman" w:cs="Times New Roman"/>
+          <w:sz w:val="28"/>
+          <w:lang w:val="fr-FR"/>
+        </w:rPr>
+      </w:pPr>
+    </w:p>
+    <w:p>
+      <w:pPr>
+        <w:jc w:val="both"/>
+        <w:rPr>
+          <w:rFonts w:ascii="Times New Roman" w:hAnsi="Times New Roman" w:cs="Times New Roman"/>
+          <w:sz w:val="28"/>
+          <w:lang w:val="fr-FR"/>
+        </w:rPr>
+      </w:pPr>
+    </w:p>
+    <w:p>
+      <w:pPr>
+        <w:jc w:val="both"/>
+        <w:rPr>
+          <w:rFonts w:ascii="Times New Roman" w:hAnsi="Times New Roman" w:cs="Times New Roman"/>
+          <w:sz w:val="28"/>
+          <w:lang w:val="fr-FR"/>
+        </w:rPr>
+      </w:pPr>
+      <w:r>
+        <w:rPr>
+          <w:rFonts w:ascii="Times New Roman" w:hAnsi="Times New Roman" w:cs="Times New Roman"/>
+          <w:sz w:val="28"/>
+          <w:lang w:val="fr-FR"/>
+        </w:rPr>
+        <w:lastRenderedPageBreak/>
+        <w:drawing>
+          <wp:inline distT="0" distB="0" distL="0" distR="0" wp14:anchorId="6C63C764" wp14:editId="72B2E890">
+            <wp:extent cx="5943600" cy="3506470"/>
+            <wp:effectExtent l="0" t="0" r="0" b="0"/>
+            <wp:docPr id="979015262" name="Picture 1"/>
+            <wp:cNvGraphicFramePr>
+              <a:graphicFrameLocks xmlns:a="http://schemas.openxmlformats.org/drawingml/2006/main" noChangeAspect="1"/>
+            </wp:cNvGraphicFramePr>
+            <a:graphic xmlns:a="http://schemas.openxmlformats.org/drawingml/2006/main">
+              <a:graphicData uri="http://schemas.openxmlformats.org/drawingml/2006/picture">
+                <pic:pic xmlns:pic="http://schemas.openxmlformats.org/drawingml/2006/picture">
+                  <pic:nvPicPr>
+                    <pic:cNvPr id="979015262" name=""/>
+                    <pic:cNvPicPr/>
+                  </pic:nvPicPr>
+                  <pic:blipFill>
+                    <a:blip r:embed="rId8"/>
+                    <a:stretch>
+                      <a:fillRect/>
+                    </a:stretch>
+                  </pic:blipFill>
+                  <pic:spPr>
+                    <a:xfrm>
+                      <a:off x="0" y="0"/>
+                      <a:ext cx="5943600" cy="3506470"/>
+                    </a:xfrm>
+                    <a:prstGeom prst="rect">
+                      <a:avLst/>
+                    </a:prstGeom>
+                  </pic:spPr>
+                </pic:pic>
+              </a:graphicData>
+            </a:graphic>
+          </wp:inline>
+        </w:drawing>
+      </w:r>
+    </w:p>
+    <w:p>
+      <w:pPr>
+        <w:rPr>
+          <w:rFonts w:ascii="Times New Roman" w:hAnsi="Times New Roman" w:cs="Times New Roman"/>
+          <w:sz w:val="28"/>
+          <w:lang w:val="fr-FR"/>
+        </w:rPr>
+      </w:pPr>
+    </w:p>
+    <w:p>
+      <w:pPr>
+        <w:rPr>
+          <w:rFonts w:ascii="Times New Roman" w:hAnsi="Times New Roman" w:cs="Times New Roman"/>
+          <w:sz w:val="28"/>
+          <w:lang w:val="fr-FR"/>
+        </w:rPr>
+      </w:pPr>
+    </w:p>
+    <w:p>
+      <w:pPr>
+        <w:rPr>
+          <w:rFonts w:ascii="Times New Roman" w:hAnsi="Times New Roman" w:cs="Times New Roman"/>
+          <w:sz w:val="28"/>
+          <w:lang w:val="fr-FR"/>
+        </w:rPr>
+      </w:pPr>
+    </w:p>
+    <w:p>
+      <w:pPr>
+        <w:tabs>
+          <w:tab w:val="left" w:pos="2220"/>
+        </w:tabs>
+        <w:rPr>
+          <w:rFonts w:ascii="Times New Roman" w:hAnsi="Times New Roman" w:cs="Times New Roman"/>
+          <w:sz w:val="28"/>
+          <w:lang w:val="fr-FR"/>
+        </w:rPr>
+      </w:pPr>
+      <w:r>
+        <w:rPr>
+          <w:rFonts w:ascii="Times New Roman" w:hAnsi="Times New Roman" w:cs="Times New Roman"/>
+          <w:sz w:val="28"/>
+          <w:lang w:val="fr-FR"/>
+        </w:rPr>
+        <w:tab/>
+      </w:r>
+    </w:p>
+    <w:p>
+      <w:pPr>
+        <w:tabs>
+          <w:tab w:val="left" w:pos="2220"/>
+        </w:tabs>
+        <w:rPr>
+          <w:rFonts w:ascii="Times New Roman" w:hAnsi="Times New Roman" w:cs="Times New Roman"/>
+          <w:b/>
+          <w:bCs/>
+          <w:sz w:val="28"/>
+        </w:rPr>
+      </w:pPr>
+      <w:r>
+        <w:rPr>
+          <w:rFonts w:ascii="Times New Roman" w:hAnsi="Times New Roman" w:cs="Times New Roman"/>
+          <w:b/>
+          <w:bCs/>
+          <w:sz w:val="28"/>
+        </w:rPr>
+        <w:t>mtpq dvuw iksg baxd</w:t>
+      </w:r>
+    </w:p>
+    <w:p>
+      <w:pPr>
+        <w:tabs>
+          <w:tab w:val="left" w:pos="2220"/>
+        </w:tabs>
+        <w:rPr>
+          <w:rFonts w:ascii="Times New Roman" w:hAnsi="Times New Roman" w:cs="Times New Roman"/>
+          <w:sz w:val="28"/>
+          <w:lang w:val="fr-FR"/>
+        </w:rPr>
+      </w:pPr>
+    </w:p>
+    <w:p>
+      <w:pPr>
+        <w:tabs>
+          <w:tab w:val="left" w:pos="2220"/>
+        </w:tabs>
+        <w:rPr>
+          <w:rFonts w:ascii="Times New Roman" w:hAnsi="Times New Roman" w:cs="Times New Roman"/>
+          <w:sz w:val="28"/>
+          <w:lang w:val="fr-FR"/>
+        </w:rPr>
+      </w:pPr>
+    </w:p>
+    <w:p>
+      <w:pPr>
+        <w:tabs>
+          <w:tab w:val="left" w:pos="2220"/>
+        </w:tabs>
+        <w:rPr>
+          <w:rFonts w:ascii="Times New Roman" w:hAnsi="Times New Roman" w:cs="Times New Roman"/>
+          <w:sz w:val="28"/>
+          <w:lang w:val="fr-FR"/>
+        </w:rPr>
+      </w:pPr>
+    </w:p>
+    <w:p>
+      <w:pPr>
+        <w:tabs>
+          <w:tab w:val="left" w:pos="2220"/>
+        </w:tabs>
+        <w:rPr>
+          <w:rFonts w:ascii="Times New Roman" w:hAnsi="Times New Roman" w:cs="Times New Roman"/>
+          <w:sz w:val="28"/>
+          <w:lang w:val="fr-FR"/>
+        </w:rPr>
+      </w:pPr>
+      <w:r>
+        <w:rPr>
+          <w:rFonts w:ascii="Times New Roman" w:hAnsi="Times New Roman" w:cs="Times New Roman"/>
+          <w:sz w:val="28"/>
+          <w:lang w:val="fr-FR"/>
+        </w:rPr>
+        <w:lastRenderedPageBreak/>
+        <w:drawing>
+          <wp:inline distT="0" distB="0" distL="0" distR="0" wp14:anchorId="186E9FD4" wp14:editId="66F64DC6">
+            <wp:extent cx="4515480" cy="7497221"/>
+            <wp:effectExtent l="0" t="0" r="0" b="8890"/>
+            <wp:docPr id="1054729067" name="Picture 1"/>
+            <wp:cNvGraphicFramePr>
+              <a:graphicFrameLocks xmlns:a="http://schemas.openxmlformats.org/drawingml/2006/main" noChangeAspect="1"/>
+            </wp:cNvGraphicFramePr>
+            <a:graphic xmlns:a="http://schemas.openxmlformats.org/drawingml/2006/main">
+              <a:graphicData uri="http://schemas.openxmlformats.org/drawingml/2006/picture">
+                <pic:pic xmlns:pic="http://schemas.openxmlformats.org/drawingml/2006/picture">
+                  <pic:nvPicPr>
+                    <pic:cNvPr id="1054729067" name=""/>
+                    <pic:cNvPicPr/>
+                  </pic:nvPicPr>
+                  <pic:blipFill>
+                    <a:blip r:embed="rId9"/>
+                    <a:stretch>
+                      <a:fillRect/>
+                    </a:stretch>
+                  </pic:blipFill>
+                  <pic:spPr>
+                    <a:xfrm>
+                      <a:off x="0" y="0"/>
+                      <a:ext cx="4515480" cy="7497221"/>
+                    </a:xfrm>
+                    <a:prstGeom prst="rect">
+                      <a:avLst/>
+                    </a:prstGeom>
+                  </pic:spPr>
+                </pic:pic>
+              </a:graphicData>
+            </a:graphic>
+          </wp:inline>
+        </w:drawing>
+      </w:r>
+      <w:r>
+        <w:rPr>
+          <w:rFonts w:ascii="Times New Roman" w:hAnsi="Times New Roman" w:cs="Times New Roman"/>
+          <w:sz w:val="28"/>
+          <w:lang w:val="fr-FR"/>
+        </w:rPr>
+        <w:lastRenderedPageBreak/>
+        <w:drawing>
+          <wp:inline distT="0" distB="0" distL="0" distR="0" wp14:anchorId="7D713838" wp14:editId="7B86B546">
+            <wp:extent cx="4391638" cy="7563906"/>
+            <wp:effectExtent l="0" t="0" r="9525" b="0"/>
+            <wp:docPr id="2084955845" name="Picture 1"/>
+            <wp:cNvGraphicFramePr>
+              <a:graphicFrameLocks xmlns:a="http://schemas.openxmlformats.org/drawingml/2006/main" noChangeAspect="1"/>
+            </wp:cNvGraphicFramePr>
+            <a:graphic xmlns:a="http://schemas.openxmlformats.org/drawingml/2006/main">
+              <a:graphicData uri="http://schemas.openxmlformats.org/drawingml/2006/picture">
+                <pic:pic xmlns:pic="http://schemas.openxmlformats.org/drawingml/2006/picture">
+                  <pic:nvPicPr>
+                    <pic:cNvPr id="2084955845" name=""/>
+                    <pic:cNvPicPr/>
+                  </pic:nvPicPr>
+                  <pic:blipFill>
+                    <a:blip r:embed="rId10"/>
+                    <a:stretch>
+                      <a:fillRect/>
+                    </a:stretch>
+                  </pic:blipFill>
+                  <pic:spPr>
+                    <a:xfrm>
+                      <a:off x="0" y="0"/>
+                      <a:ext cx="4391638" cy="7563906"/>
+                    </a:xfrm>
+                    <a:prstGeom prst="rect">
+                      <a:avLst/>
+                    </a:prstGeom>
+                  </pic:spPr>
+                </pic:pic>
+              </a:graphicData>
+            </a:graphic>
+          </wp:inline>
+        </w:drawing>
+      </w:r>
     </w:p>
     <w:sectPr>
       <w:pgSz w:w="12240" w:h="15840"/>
@@ -846,7 +1331,6 @@
   <w:style w:type="character" w:default="1" w:styleId="DefaultParagraphFont">
     <w:name w:val="Default Paragraph Font"/>
     <w:uiPriority w:val="1"/>
-    <w:semiHidden/>
     <w:unhideWhenUsed/>
   </w:style>
   <w:style w:type="table" w:default="1" w:styleId="TableNormal">
